--- a/docs/Appro_BRD_Tenant_UserRoleManagement_v2.3.docx
+++ b/docs/Appro_BRD_Tenant_UserRoleManagement_v2.3.docx
@@ -624,7 +624,15 @@
               <w:rPr>
                 <w:color w:val="B45309"/>
               </w:rPr>
-              <w:t>Added account activation to the tenant module (CLR-013), bringing it to parity with the Super Admin Portal URM v1.4. Member creation now sends an invitation email carrying a single-use set-password / activation link (configurable expiry, 10-minute default) and lands the member on a new Activate Account screen (2.8.2) where they set a password, accept the Terms of Use and activate the account. Members are created as Invited, not Active (2.9 AC2); the three-state status is surfaced on the user list (2.7) and the Status filter (2.7.1). Added the ActivationToken entity and member credential fields (2.10), NFR-7/NFR-8, notification templates TT01–TT05 (2.12), user stories US-7/US-8 and impact rows. The dual local-password / SSO model is stated explicitly (2.8.1).</w:t>
+              <w:t>Added account activation to the tenant module (CLR-013), bringing it to parity with the Super Admin Portal URM v1.4. Member creation now sends an invitation email carrying a single-use set-password / activation link (configurable expiry, 72-hour default) and lands the member on a new Activate Account screen (2.8.2) where they set a password, accept the Terms of Use and activate the account. Members are created as Invited, not Active (2.9 AC2); the three-state status is surfaced on the user list (2.7) and the Status filter (2.7.1). Added the ActivationToken entity and member credential fields (2.10), NFR-7/NFR-8, notification templates TT01–TT05 (2.12), user stories US-7/US-8 and impact rows. The dual local-password / SSO model is stated explicitly (2.8.1).</w:t>
+            </w:r>
+            <w:r>
+              <w:rPr>
+                <w:b/>
+                <w:color w:val="B45309"/>
+                <w:sz w:val="15"/>
+              </w:rPr>
+              <w:t xml:space="preserve">  [72h · CLR-014]</w:t>
             </w:r>
           </w:p>
         </w:tc>
@@ -4611,7 +4619,7 @@
           <w:color w:val="13233A"/>
           <w:sz w:val="21"/>
         </w:rPr>
-        <w:t>Local password. On save, the backend creates the member with Status = Active and sends an activation email carrying a single-use set-password / activation link of the form …/activate?token=&lt;token&gt; to the User Email (template TT01). The member cannot sign in until the link is completed — access is gated by the absence of a credential, not by a status. The link expiry is a configurable per-environment setting (10-minute default; see NFR-7), and whether a given link is still usable is DERIVED by comparing the generated-link date against that setting. No link-validity duration is displayed on screen.</w:t>
+        <w:t>Local password. On save, the backend creates the member with Status = Active and sends an activation email carrying a single-use set-password / activation link of the form …/activate?token=&lt;token&gt; to the User Email (template TT01). The member cannot sign in until the link is completed — access is gated by the absence of a credential, not by a status. The link expiry is a configurable per-environment setting (72-hour default; see NFR-7), and whether a given link is still usable is DERIVED by comparing the generated-link date against that setting. No link-validity duration is displayed on screen.  [UPDATED v2.3 · CLR-014]</w:t>
       </w:r>
       <w:r>
         <w:rPr>
@@ -4619,7 +4627,7 @@
           <w:color w:val="B45309"/>
           <w:sz w:val="15"/>
         </w:rPr>
-        <w:t xml:space="preserve">  [UPDATED v2.3 · CLR-014]</w:t>
+        <w:t xml:space="preserve">  [72h · CLR-014]</w:t>
       </w:r>
     </w:p>
     <w:p>
@@ -4665,7 +4673,7 @@
           <w:color w:val="13233A"/>
           <w:sz w:val="21"/>
         </w:rPr>
-        <w:t>Resend invitation. A Resend invitation action is available on the Edit-user screen for a member who has not yet activated; it issues a fresh link with a new expiry window and invalidates the previous one (template TT03), so only the most recent link works. It is deliberately NOT surfaced on the member list, which shows status only. The action requires the Invite user permission (Appendix A).</w:t>
+        <w:t>Resend invitation. There is NO administrator Resend action — not on the member list and not on the Edit-user screen (CLR-014). A fresh link is issued only by the member themselves, from the expired activation screen; doing so issues a fresh link with a new expiry window and invalidates the previous one (template TT03), so only the most recent link works. It is deliberately NOT surfaced on the member list, which shows status only. The action requires the Invite user permission (Appendix A).  [UPDATED v2.3 · CLR-014]</w:t>
       </w:r>
       <w:r>
         <w:rPr>
@@ -4673,7 +4681,7 @@
           <w:color w:val="B45309"/>
           <w:sz w:val="15"/>
         </w:rPr>
-        <w:t xml:space="preserve">  [UPDATED v2.3 · CLR-014]</w:t>
+        <w:t xml:space="preserve">  [72h · CLR-014]</w:t>
       </w:r>
     </w:p>
     <w:p>
@@ -5476,15 +5484,16 @@
             <w:tcW w:type="dxa" w:w="3210"/>
           </w:tcPr>
           <w:p>
-            <w:r/>
-            <w:r>
-              <w:rPr>
-                <w:b w:val="0"/>
-                <w:i w:val="0"/>
-                <w:color w:val="13233A"/>
-                <w:sz w:val="19"/>
-              </w:rPr>
-              <w:t>States how long the link remains valid, using the SERVER-SUPPLIED expiry value (e.g. "10 minutes"). It must never be hardcoded — a notice that disagrees with the real TTL sends members away after the window has closed.</w:t>
+            <w:r>
+              <w:t>States how long the link remains valid, using the SERVER-SUPPLIED expiry value (e.g. "72 hours"). It must never be hardcoded — a notice that disagrees with the real TTL sends members away after the window has closed.</w:t>
+            </w:r>
+            <w:r>
+              <w:rPr>
+                <w:b/>
+                <w:color w:val="B45309"/>
+                <w:sz w:val="15"/>
+              </w:rPr>
+              <w:t xml:space="preserve">  [72h · CLR-014]</w:t>
             </w:r>
           </w:p>
         </w:tc>
@@ -5895,16 +5904,15 @@
           <w:color w:val="13233A"/>
           <w:sz w:val="21"/>
         </w:rPr>
-        <w:t xml:space="preserve">AC4 — Expiry mid-form. </w:t>
-      </w:r>
-      <w:r>
-        <w:rPr>
-          <w:b w:val="0"/>
-          <w:i w:val="0"/>
-          <w:color w:val="13233A"/>
-          <w:sz w:val="21"/>
-        </w:rPr>
-        <w:t>A token that was valid at page load but has expired by submit is rejected on submit; the member is moved to the expired mode and offered a fresh link from that screen. At a 10-minute default TTL this is a normal path, not an edge case.</w:t>
+        <w:t>AC4 — Expiry mid-form. A token that was valid at page load but has expired by submit is rejected on submit; the member is moved to the expired mode and offered a fresh link from that screen. At a 72-hour default TTL this is a normal path, not an edge case.</w:t>
+      </w:r>
+      <w:r>
+        <w:rPr>
+          <w:b/>
+          <w:color w:val="B45309"/>
+          <w:sz w:val="15"/>
+        </w:rPr>
+        <w:t xml:space="preserve">  [72h · CLR-014]</w:t>
       </w:r>
     </w:p>
     <w:p>
@@ -6302,14 +6310,8 @@
             <w:tcW w:type="dxa" w:w="7460"/>
           </w:tcPr>
           <w:p>
-            <w:r/>
-            <w:r>
-              <w:rPr>
-                <w:b w:val="0"/>
-                <w:color w:val="13233A"/>
-                <w:sz w:val="19"/>
-              </w:rPr>
-              <w:t>tokenId, memberId, tenantId, tokenHash (single-use), generatedAt, expiresAt (derived: generatedAt + the configurable window, default 10 min — 2.8.1 / NFR-7), consumedAt. Issued on create and on Resend invitation; issuing a new token invalidates the previous one. Only the hash is persisted.</w:t>
+            <w:r>
+              <w:t>tokenId, memberId, tenantId, tokenHash (single-use), generatedAt, expiresAt (derived: generatedAt + the configurable window, default 72 h — 2.8.1 / NFR-7), consumedAt. Issued on create and on Resend invitation; issuing a new token invalidates the previous one. Only the hash is persisted.  [UPDATED v2.3 · CLR-014]</w:t>
             </w:r>
             <w:r>
               <w:rPr>
@@ -6317,7 +6319,7 @@
                 <w:color w:val="B45309"/>
                 <w:sz w:val="15"/>
               </w:rPr>
-              <w:t xml:space="preserve">  [UPDATED v2.3 · CLR-014]</w:t>
+              <w:t xml:space="preserve">  [72h · CLR-014]</w:t>
             </w:r>
           </w:p>
         </w:tc>
@@ -6770,14 +6772,8 @@
             <w:tcW w:type="dxa" w:w="8360"/>
           </w:tcPr>
           <w:p>
-            <w:r/>
-            <w:r>
-              <w:rPr>
-                <w:b w:val="0"/>
-                <w:color w:val="13233A"/>
-                <w:sz w:val="19"/>
-              </w:rPr>
-              <w:t>Invitation / set-password (activation) links are single-use, time-limited and delivered only to the target User Email. The expiry window MUST be configurable per environment (10-minute default) and a link’s validity MUST be computed from its generated-link date against that window, never from a stored invitation status. The duration is not displayed to the member.</w:t>
+            <w:r>
+              <w:t>Invitation / set-password (activation) links are single-use, time-limited and delivered only to the target User Email. The expiry window MUST be configurable per environment (72-hour default) and a link’s validity MUST be computed from its generated-link date against that window, never from a stored invitation status. The duration is not displayed to the member.  [UPDATED v2.3 · CLR-014]</w:t>
             </w:r>
             <w:r>
               <w:rPr>
@@ -6785,7 +6781,7 @@
                 <w:color w:val="B45309"/>
                 <w:sz w:val="15"/>
               </w:rPr>
-              <w:t xml:space="preserve">  [UPDATED v2.3 · CLR-014]</w:t>
+              <w:t xml:space="preserve">  [72h · CLR-014]</w:t>
             </w:r>
           </w:p>
         </w:tc>
@@ -8142,14 +8138,8 @@
             <w:tcW w:type="dxa" w:w="6860"/>
           </w:tcPr>
           <w:p>
-            <w:r/>
-            <w:r>
-              <w:rPr>
-                <w:b w:val="0"/>
-                <w:color w:val="13233A"/>
-                <w:sz w:val="19"/>
-              </w:rPr>
-              <w:t>Create members with status Active (there is no Invited status) and gate sign-in on the credential, not the status. Build the Activate Account screen served at …/activate?token= on the Customer Portal, reusing the tenant-onboarding token contract (SHA-256 hash, single-use). Expose the link-expiry window as a configurable per-environment setting (10-minute default) and compute validity from the generated-link date. Do not display the duration on screen.</w:t>
+            <w:r>
+              <w:t>Create members with status Active (there is no Invited status) and gate sign-in on the credential, not the status. Build the Activate Account screen served at …/activate?token= on the Customer Portal, reusing the tenant-onboarding token contract (SHA-256 hash, single-use). Expose the link-expiry window as a configurable per-environment setting (72-hour default) and compute validity from the generated-link date. Do not display the duration on screen.  [UPDATED v2.3 · CLR-014]</w:t>
             </w:r>
             <w:r>
               <w:rPr>
@@ -8157,7 +8147,7 @@
                 <w:color w:val="B45309"/>
                 <w:sz w:val="15"/>
               </w:rPr>
-              <w:t xml:space="preserve">  [UPDATED v2.3 · CLR-014]</w:t>
+              <w:t xml:space="preserve">  [72h · CLR-014]</w:t>
             </w:r>
           </w:p>
         </w:tc>

--- a/docs/Appro_BRD_Tenant_UserRoleManagement_v2.3.docx
+++ b/docs/Appro_BRD_Tenant_UserRoleManagement_v2.3.docx
@@ -624,15 +624,7 @@
               <w:rPr>
                 <w:color w:val="B45309"/>
               </w:rPr>
-              <w:t>Added account activation to the tenant module (CLR-013), bringing it to parity with the Super Admin Portal URM v1.4. Member creation now sends an invitation email carrying a single-use set-password / activation link (configurable expiry, 72-hour default) and lands the member on a new Activate Account screen (2.8.2) where they set a password, accept the Terms of Use and activate the account. Members are created as Invited, not Active (2.9 AC2); the three-state status is surfaced on the user list (2.7) and the Status filter (2.7.1). Added the ActivationToken entity and member credential fields (2.10), NFR-7/NFR-8, notification templates TT01–TT05 (2.12), user stories US-7/US-8 and impact rows. The dual local-password / SSO model is stated explicitly (2.8.1).</w:t>
-            </w:r>
-            <w:r>
-              <w:rPr>
-                <w:b/>
-                <w:color w:val="B45309"/>
-                <w:sz w:val="15"/>
-              </w:rPr>
-              <w:t xml:space="preserve">  [72h · CLR-014]</w:t>
+              <w:t>Added account activation to the tenant module (CLR-013), bringing it to parity with the Super Admin Portal URM v1.4. Member creation now sends an invitation email carrying a single-use set-password / activation link (configurable expiry, 10-minute default) and lands the member on a new Activate Account screen (2.8.2) where they set a password, accept the Terms of Use and activate the account. Members are created as Invited, not Active (2.9 AC2); the three-state status is surfaced on the user list (2.7) and the Status filter (2.7.1). Added the ActivationToken entity and member credential fields (2.10), NFR-7/NFR-8, notification templates TT01–TT05 (2.12), user stories US-7/US-8 and impact rows. The dual local-password / SSO model is stated explicitly (2.8.1).</w:t>
             </w:r>
           </w:p>
         </w:tc>
@@ -4619,15 +4611,7 @@
           <w:color w:val="13233A"/>
           <w:sz w:val="21"/>
         </w:rPr>
-        <w:t>Local password. On save, the backend creates the member with Status = Active and sends an activation email carrying a single-use set-password / activation link of the form …/activate?token=&lt;token&gt; to the User Email (template TT01). The member cannot sign in until the link is completed — access is gated by the absence of a credential, not by a status. The link expiry is a configurable per-environment setting (72-hour default; see NFR-7), and whether a given link is still usable is DERIVED by comparing the generated-link date against that setting. No link-validity duration is displayed on screen.  [UPDATED v2.3 · CLR-014]</w:t>
-      </w:r>
-      <w:r>
-        <w:rPr>
-          <w:b/>
-          <w:color w:val="B45309"/>
-          <w:sz w:val="15"/>
-        </w:rPr>
-        <w:t xml:space="preserve">  [72h · CLR-014]</w:t>
+        <w:t>Local password. On save, the backend creates the member with Status = Active and sends an activation email carrying a single-use set-password / activation link of the form …/activate?token=&lt;token&gt; to the User Email (template TT01). The member cannot sign in until the link is completed — access is gated by the absence of a credential, not by a status. The link expiry is a configurable per-environment setting (10-minute default; see NFR-7), and whether a given link is still usable is DERIVED by comparing the generated-link date against that setting. No link-validity duration is displayed on screen.  [UPDATED v2.3 · CLR-014]</w:t>
       </w:r>
     </w:p>
     <w:p>
@@ -4674,14 +4658,6 @@
           <w:sz w:val="21"/>
         </w:rPr>
         <w:t>Resend invitation. There is NO administrator Resend action — not on the member list and not on the Edit-user screen (CLR-014). A fresh link is issued only by the member themselves, from the expired activation screen; doing so issues a fresh link with a new expiry window and invalidates the previous one (template TT03), so only the most recent link works. It is deliberately NOT surfaced on the member list, which shows status only. The action requires the Invite user permission (Appendix A).  [UPDATED v2.3 · CLR-014]</w:t>
-      </w:r>
-      <w:r>
-        <w:rPr>
-          <w:b/>
-          <w:color w:val="B45309"/>
-          <w:sz w:val="15"/>
-        </w:rPr>
-        <w:t xml:space="preserve">  [72h · CLR-014]</w:t>
       </w:r>
     </w:p>
     <w:p>
@@ -5485,15 +5461,7 @@
           </w:tcPr>
           <w:p>
             <w:r>
-              <w:t>States how long the link remains valid, using the SERVER-SUPPLIED expiry value (e.g. "72 hours"). It must never be hardcoded — a notice that disagrees with the real TTL sends members away after the window has closed.</w:t>
-            </w:r>
-            <w:r>
-              <w:rPr>
-                <w:b/>
-                <w:color w:val="B45309"/>
-                <w:sz w:val="15"/>
-              </w:rPr>
-              <w:t xml:space="preserve">  [72h · CLR-014]</w:t>
+              <w:t>States how long the link remains valid, using the SERVER-SUPPLIED expiry value (e.g. "10 minutes"). It must never be hardcoded — a notice that disagrees with the real TTL sends members away after the window has closed.</w:t>
             </w:r>
           </w:p>
         </w:tc>
@@ -5904,15 +5872,7 @@
           <w:color w:val="13233A"/>
           <w:sz w:val="21"/>
         </w:rPr>
-        <w:t>AC4 — Expiry mid-form. A token that was valid at page load but has expired by submit is rejected on submit; the member is moved to the expired mode and offered a fresh link from that screen. At a 72-hour default TTL this is a normal path, not an edge case.</w:t>
-      </w:r>
-      <w:r>
-        <w:rPr>
-          <w:b/>
-          <w:color w:val="B45309"/>
-          <w:sz w:val="15"/>
-        </w:rPr>
-        <w:t xml:space="preserve">  [72h · CLR-014]</w:t>
+        <w:t>AC4 — Expiry mid-form. A token that was valid at page load but has expired by submit is rejected on submit; the member is moved to the expired mode and offered a fresh link from that screen. At a 10-minute default TTL this is a normal path, not an edge case.</w:t>
       </w:r>
     </w:p>
     <w:p>
@@ -6311,15 +6271,7 @@
           </w:tcPr>
           <w:p>
             <w:r>
-              <w:t>tokenId, memberId, tenantId, tokenHash (single-use), generatedAt, expiresAt (derived: generatedAt + the configurable window, default 72 h — 2.8.1 / NFR-7), consumedAt. Issued on create and on Resend invitation; issuing a new token invalidates the previous one. Only the hash is persisted.  [UPDATED v2.3 · CLR-014]</w:t>
-            </w:r>
-            <w:r>
-              <w:rPr>
-                <w:b/>
-                <w:color w:val="B45309"/>
-                <w:sz w:val="15"/>
-              </w:rPr>
-              <w:t xml:space="preserve">  [72h · CLR-014]</w:t>
+              <w:t>tokenId, memberId, tenantId, tokenHash (single-use), generatedAt, expiresAt (derived: generatedAt + the configurable window, default 10 min — 2.8.1 / NFR-7), consumedAt. Issued on create and on Resend invitation; issuing a new token invalidates the previous one. Only the hash is persisted.  [UPDATED v2.3 · CLR-014]</w:t>
             </w:r>
           </w:p>
         </w:tc>
@@ -6773,15 +6725,7 @@
           </w:tcPr>
           <w:p>
             <w:r>
-              <w:t>Invitation / set-password (activation) links are single-use, time-limited and delivered only to the target User Email. The expiry window MUST be configurable per environment (72-hour default) and a link’s validity MUST be computed from its generated-link date against that window, never from a stored invitation status. The duration is not displayed to the member.  [UPDATED v2.3 · CLR-014]</w:t>
-            </w:r>
-            <w:r>
-              <w:rPr>
-                <w:b/>
-                <w:color w:val="B45309"/>
-                <w:sz w:val="15"/>
-              </w:rPr>
-              <w:t xml:space="preserve">  [72h · CLR-014]</w:t>
+              <w:t>Invitation / set-password (activation) links are single-use, time-limited and delivered only to the target User Email. The expiry window MUST be configurable per environment (10-minute default) and a link’s validity MUST be computed from its generated-link date against that window, never from a stored invitation status. The duration is not displayed to the member.  [UPDATED v2.3 · CLR-014]</w:t>
             </w:r>
           </w:p>
         </w:tc>
@@ -8139,15 +8083,7 @@
           </w:tcPr>
           <w:p>
             <w:r>
-              <w:t>Create members with status Active (there is no Invited status) and gate sign-in on the credential, not the status. Build the Activate Account screen served at …/activate?token= on the Customer Portal, reusing the tenant-onboarding token contract (SHA-256 hash, single-use). Expose the link-expiry window as a configurable per-environment setting (72-hour default) and compute validity from the generated-link date. Do not display the duration on screen.  [UPDATED v2.3 · CLR-014]</w:t>
-            </w:r>
-            <w:r>
-              <w:rPr>
-                <w:b/>
-                <w:color w:val="B45309"/>
-                <w:sz w:val="15"/>
-              </w:rPr>
-              <w:t xml:space="preserve">  [72h · CLR-014]</w:t>
+              <w:t>Create members with status Active (there is no Invited status) and gate sign-in on the credential, not the status. Build the Activate Account screen served at …/activate?token= on the Customer Portal, reusing the tenant-onboarding token contract (SHA-256 hash, single-use). Expose the link-expiry window as a configurable per-environment setting (10-minute default) and compute validity from the generated-link date. Do not display the duration on screen.  [UPDATED v2.3 · CLR-014]</w:t>
             </w:r>
           </w:p>
         </w:tc>

--- a/docs/Appro_BRD_Tenant_UserRoleManagement_v2.3.docx
+++ b/docs/Appro_BRD_Tenant_UserRoleManagement_v2.3.docx
@@ -624,7 +624,7 @@
               <w:rPr>
                 <w:color w:val="B45309"/>
               </w:rPr>
-              <w:t>Added account activation to the tenant module (CLR-013), bringing it to parity with the Super Admin Portal URM v1.4. Member creation now sends an invitation email carrying a single-use set-password / activation link (configurable expiry, 10-minute default) and lands the member on a new Activate Account screen (2.8.2) where they set a password, accept the Terms of Use and activate the account. Members are created as Invited, not Active (2.9 AC2); the three-state status is surfaced on the user list (2.7) and the Status filter (2.7.1). Added the ActivationToken entity and member credential fields (2.10), NFR-7/NFR-8, notification templates TT01–TT05 (2.12), user stories US-7/US-8 and impact rows. The dual local-password / SSO model is stated explicitly (2.8.1).</w:t>
+              <w:t>Added account activation to the tenant module (CLR-013), bringing it to parity with the Super Admin Portal URM v1.4. Member creation now sends an invitation email carrying a single-use set-password / activation link (configurable expiry, default 10080 minutes = 7 days) and lands the member on a new Activate Account screen (2.8.2) where they set a password, accept the Terms of Use and activate the account. Members are created as Invited, not Active (2.9 AC2); the three-state status is surfaced on the user list (2.7) and the Status filter (2.7.1). Added the ActivationToken entity and member credential fields (2.10), NFR-7/NFR-8, notification templates TT01–TT05 (2.12), user stories US-7/US-8 and impact rows. The dual local-password / SSO model is stated explicitly (2.8.1).</w:t>
             </w:r>
           </w:p>
         </w:tc>
@@ -4611,7 +4611,7 @@
           <w:color w:val="13233A"/>
           <w:sz w:val="21"/>
         </w:rPr>
-        <w:t>Local password. On save, the backend creates the member with Status = Active and sends an activation email carrying a single-use set-password / activation link of the form …/activate?token=&lt;token&gt; to the User Email (template TT01). The member cannot sign in until the link is completed — access is gated by the absence of a credential, not by a status. The link expiry is a configurable per-environment setting (10-minute default; see NFR-7), and whether a given link is still usable is DERIVED by comparing the generated-link date against that setting. No link-validity duration is displayed on screen.  [UPDATED v2.3 · CLR-014]</w:t>
+        <w:t>Local password. On save, the backend creates the member with Status = Active and sends an activation email carrying a single-use set-password / activation link of the form …/activate?token=&lt;token&gt; to the User Email (template TT01). The member cannot sign in until the link is completed — access is gated by the absence of a credential, not by a status. The link expiry is a configurable per-environment setting (default 10080 minutes = 7 days; see NFR-7), and whether a given link is still usable is DERIVED by comparing the generated-link date against that setting. No link-validity duration is displayed on screen.  [UPDATED v2.3 · CLR-014]</w:t>
       </w:r>
     </w:p>
     <w:p>
@@ -5461,7 +5461,7 @@
           </w:tcPr>
           <w:p>
             <w:r>
-              <w:t>States how long the link remains valid, using the SERVER-SUPPLIED expiry value (e.g. "10 minutes"). It must never be hardcoded — a notice that disagrees with the real TTL sends members away after the window has closed.</w:t>
+              <w:t>States how long the link remains valid, using the SERVER-SUPPLIED expiry value (e.g. "7 days"). It must never be hardcoded — a notice that disagrees with the real TTL sends members away after the window has closed.</w:t>
             </w:r>
           </w:p>
         </w:tc>
@@ -5872,7 +5872,7 @@
           <w:color w:val="13233A"/>
           <w:sz w:val="21"/>
         </w:rPr>
-        <w:t>AC4 — Expiry mid-form. A token that was valid at page load but has expired by submit is rejected on submit; the member is moved to the expired mode and offered a fresh link from that screen. At a 10-minute default TTL this is a normal path, not an edge case.</w:t>
+        <w:t>AC4 — Expiry mid-form. A token that was valid at page load but has expired by submit is rejected on submit; the member is moved to the expired mode and offered a fresh link from that screen. At the 7-day default TTL this is an exception path rather than a routine one, but it must still be handled.</w:t>
       </w:r>
     </w:p>
     <w:p>
@@ -6725,7 +6725,7 @@
           </w:tcPr>
           <w:p>
             <w:r>
-              <w:t>Invitation / set-password (activation) links are single-use, time-limited and delivered only to the target User Email. The expiry window MUST be configurable per environment (10-minute default) and a link’s validity MUST be computed from its generated-link date against that window, never from a stored invitation status. The duration is not displayed to the member.  [UPDATED v2.3 · CLR-014]</w:t>
+              <w:t>Invitation / set-password (activation) links are single-use, time-limited and delivered only to the target User Email. The expiry window MUST be configurable per environment — expressed in minutes, default 10080 (7 days) — and a link’s validity MUST be computed from its generated-link date against that window, never from a stored invitation status. The duration is not displayed to the member.  [UPDATED v2.3 · CLR-014]</w:t>
             </w:r>
           </w:p>
         </w:tc>
@@ -8083,7 +8083,7 @@
           </w:tcPr>
           <w:p>
             <w:r>
-              <w:t>Create members with status Active (there is no Invited status) and gate sign-in on the credential, not the status. Build the Activate Account screen served at …/activate?token= on the Customer Portal, reusing the tenant-onboarding token contract (SHA-256 hash, single-use). Expose the link-expiry window as a configurable per-environment setting (10-minute default) and compute validity from the generated-link date. Do not display the duration on screen.  [UPDATED v2.3 · CLR-014]</w:t>
+              <w:t>Create members with status Active (there is no Invited status) and gate sign-in on the credential, not the status. Build the Activate Account screen served at …/activate?token= on the Customer Portal, reusing the tenant-onboarding token contract (SHA-256 hash, single-use). Expose the link-expiry window as a configurable per-environment setting expressed in minutes (default 10080 = 7 days) and compute validity from the generated-link date. Do not display the duration on screen.  [UPDATED v2.3 · CLR-014]</w:t>
             </w:r>
           </w:p>
         </w:tc>

--- a/docs/Appro_BRD_Tenant_UserRoleManagement_v2.3.docx
+++ b/docs/Appro_BRD_Tenant_UserRoleManagement_v2.3.docx
@@ -679,6 +679,60 @@
                 <w:color w:val="B45309"/>
               </w:rPr>
               <w:t>Removed the Invited status (CLR-014), matching Super Admin Portal URM v1.5. Member status is TWO-state only — Active / Inactive — governed by the enable/disable control. Whether a member has established credentials is not a status: it is a property of the account, and the activation link’s validity is DERIVED from the date the link was generated. Members are created Active and cannot sign in until they set a password. The member list and Status filter revert to two states, nothing about the invitation is surfaced on the list, and no link-validity duration is shown on screen. Organization SSO sign-in is deferred to Phase 2 and is NOT in this release; template TT02 moves with it.</w:t>
+            </w:r>
+          </w:p>
+        </w:tc>
+      </w:tr>
+      <w:tr>
+        <w:tc>
+          <w:tcPr>
+            <w:tcW w:type="dxa" w:w="1200"/>
+          </w:tcPr>
+          <w:p>
+            <w:r>
+              <w:rPr>
+                <w:color w:val="B45309"/>
+              </w:rPr>
+              <w:t>07-08-2026</w:t>
+            </w:r>
+          </w:p>
+        </w:tc>
+        <w:tc>
+          <w:tcPr>
+            <w:tcW w:type="dxa" w:w="900"/>
+          </w:tcPr>
+          <w:p>
+            <w:r>
+              <w:rPr>
+                <w:color w:val="B45309"/>
+              </w:rPr>
+              <w:t>2.3</w:t>
+            </w:r>
+          </w:p>
+        </w:tc>
+        <w:tc>
+          <w:tcPr>
+            <w:tcW w:type="dxa" w:w="1300"/>
+          </w:tcPr>
+          <w:p>
+            <w:r>
+              <w:rPr>
+                <w:color w:val="B45309"/>
+              </w:rPr>
+              <w:t>[Author]</w:t>
+            </w:r>
+          </w:p>
+        </w:tc>
+        <w:tc>
+          <w:tcPr>
+            <w:tcW w:type="dxa" w:w="5960"/>
+          </w:tcPr>
+          <w:p>
+            <w:r>
+              <w:rPr>
+                <w:color w:val="B45309"/>
+              </w:rPr>
+              <w:t>Amendment. (1) Activation-link window corrected to 10080 minutes (7 days) in the ActivationToken data model (2.10) — the 06-08-2026 sweep updated NFR-7 and 2.8.1 but missed this reference. (2) Token re-issue paths aligned to CLR-014: there is no administrator Resend action. (3) Discard-changes confirmation allocated code CM010. (4) Member-email validation codes stated explicitly — IEM013 blank, IEM014 malformed, IEM015 duplicate within the tenant — correcting GAS-201, which cited IEM010 (the Role Name message) and IEM047.</w:t>
             </w:r>
           </w:p>
         </w:tc>
@@ -2750,7 +2804,7 @@
                 <w:sz w:val="18"/>
                 <w:szCs w:val="18"/>
               </w:rPr>
-              <w:t xml:space="preserve">Validate then save (applied immediately); discard confirmation on cancel.</w:t>
+              <w:t xml:space="preserve">Validate then save (applied immediately); discard confirmation on cancel (CM010).</w:t>
             </w:r>
           </w:p>
         </w:tc>
@@ -3677,7 +3731,7 @@
                 <w:color w:val="13233A"/>
                 <w:sz w:val="19"/>
               </w:rPr>
-              <w:t>Unique within the tenant (case-insensitive, whitespace-trimmed), enforced across Active and Inactive members. Sign-in identity and notification address — the activation email is sent here (2.8.1). Max 254 characters. Editable after creation by a tenant Admin; the change is audited and, where the member has not yet activated, re-issues the activation link.</w:t>
+              <w:t>Unique within the tenant (case-insensitive, whitespace-trimmed), enforced across Active and Inactive members. Sign-in identity and notification address — the activation email is sent here (2.8.1). Max 254 characters. Errors: IEM013 (blank), IEM014 (malformed), IEM015 (duplicate within the tenant) — matching Super Admin Portal URM v1.5. Editable after creation by a tenant Admin; the change is audited and, where the member has not yet activated, re-issues the activation link.</w:t>
             </w:r>
             <w:r>
               <w:rPr>
@@ -4475,7 +4529,7 @@
                 <w:sz w:val="18"/>
                 <w:szCs w:val="18"/>
               </w:rPr>
-              <w:t xml:space="preserve">Validate then save; discard confirmation on cancel.</w:t>
+              <w:t xml:space="preserve">Validate then save; discard confirmation on cancel (CM010).</w:t>
             </w:r>
           </w:p>
         </w:tc>
@@ -6271,7 +6325,7 @@
           </w:tcPr>
           <w:p>
             <w:r>
-              <w:t>tokenId, memberId, tenantId, tokenHash (single-use), generatedAt, expiresAt (derived: generatedAt + the configurable window, default 10 min — 2.8.1 / NFR-7), consumedAt. Issued on create and on Resend invitation; issuing a new token invalidates the previous one. Only the hash is persisted.  [UPDATED v2.3 · CLR-014]</w:t>
+              <w:t>tokenId, memberId, tenantId, tokenHash (single-use), generatedAt, expiresAt (derived: generatedAt + the configurable window, default 10080 minutes (7 days) — 2.8.1 / NFR-7), consumedAt. Issued on create; re-issued when the member requests a fresh link from the expired-activation screen, and automatically when an administrator changes the email address of a member who has not yet activated. There is NO administrator Resend action (CLR-014); issuing a new token invalidates the previous one. Only the hash is persisted.  [UPDATED v2.3 · CLR-014]</w:t>
             </w:r>
           </w:p>
         </w:tc>

--- a/docs/Appro_BRD_Tenant_UserRoleManagement_v2.3.docx
+++ b/docs/Appro_BRD_Tenant_UserRoleManagement_v2.3.docx
@@ -733,6 +733,60 @@
                 <w:color w:val="B45309"/>
               </w:rPr>
               <w:t>Amendment. (1) Activation-link window corrected to 10080 minutes (7 days) in the ActivationToken data model (2.10) — the 06-08-2026 sweep updated NFR-7 and 2.8.1 but missed this reference. (2) Token re-issue paths aligned to CLR-014: there is no administrator Resend action. (3) Discard-changes confirmation allocated code CM010. (4) Member-email validation codes stated explicitly — IEM013 blank, IEM014 malformed, IEM015 duplicate within the tenant — correcting GAS-201, which cited IEM010 (the Role Name message) and IEM047.</w:t>
+            </w:r>
+          </w:p>
+        </w:tc>
+      </w:tr>
+      <w:tr>
+        <w:tc>
+          <w:tcPr>
+            <w:tcW w:type="dxa" w:w="1200"/>
+          </w:tcPr>
+          <w:p>
+            <w:r>
+              <w:rPr>
+                <w:color w:val="B45309"/>
+              </w:rPr>
+              <w:t>10-08-2026</w:t>
+            </w:r>
+          </w:p>
+        </w:tc>
+        <w:tc>
+          <w:tcPr>
+            <w:tcW w:type="dxa" w:w="900"/>
+          </w:tcPr>
+          <w:p>
+            <w:r>
+              <w:rPr>
+                <w:color w:val="B45309"/>
+              </w:rPr>
+              <w:t>2.3</w:t>
+            </w:r>
+          </w:p>
+        </w:tc>
+        <w:tc>
+          <w:tcPr>
+            <w:tcW w:type="dxa" w:w="1300"/>
+          </w:tcPr>
+          <w:p>
+            <w:r>
+              <w:rPr>
+                <w:color w:val="B45309"/>
+              </w:rPr>
+              <w:t>[Author]</w:t>
+            </w:r>
+          </w:p>
+        </w:tc>
+        <w:tc>
+          <w:tcPr>
+            <w:tcW w:type="dxa" w:w="5960"/>
+          </w:tcPr>
+          <w:p>
+            <w:r>
+              <w:rPr>
+                <w:color w:val="B45309"/>
+              </w:rPr>
+              <w:t>Amendment (PO decision, 10-08-2026). Resend contradiction resolved: there is NO administrator Resend action anywhere — 2.8.1 is authoritative; the TT03 trigger and the delivery notes are corrected to the two remaining re-issue paths (member self-service from the expired screen; automatic re-issue on email change before activation). Member credential establishment is implemented under GAS-518.</w:t>
             </w:r>
           </w:p>
         </w:tc>
@@ -7164,7 +7218,7 @@
               <w:rPr>
                 <w:sz w:val="19"/>
               </w:rPr>
-              <w:t>Tenant Admin resends the activation link to a member who has not yet activated, or the member requests a fresh link from the expired screen</w:t>
+              <w:t>The member requests a fresh link from the expired-activation screen, or a tenant Admin changes their email address before activation, which re-issues automatically</w:t>
             </w:r>
             <w:r>
               <w:rPr>
@@ -8171,7 +8225,7 @@
                 <w:color w:val="13233A"/>
                 <w:sz w:val="19"/>
               </w:rPr>
-              <w:t>Integrate templates TT01 / TT03–TT05 with the platform notification service; exactly one email on create. Surface a dispatch failure to the administrator and offer Resend invitation from the Edit-user screen (2.12). TT02 ships with SSO in Phase 2.</w:t>
+              <w:t>Integrate templates TT01 / TT03–TT05 with the platform notification service; exactly one email on create. Surface a dispatch failure to the administrator at the point of save (2.12). TT02 ships with SSO in Phase 2.</w:t>
             </w:r>
             <w:r>
               <w:rPr>
@@ -8255,7 +8309,7 @@
                 <w:color w:val="13233A"/>
                 <w:sz w:val="19"/>
               </w:rPr>
-              <w:t>Add the Resend invitation action to the Edit-user screen only (not the member list) for members who have not yet activated, gated on the Invite user permission; issuing a fresh token invalidates the previous one (2.8.1, Appendix A).</w:t>
+              <w:t>There is NO administrator Resend action (CLR-014). A fresh link is issued only by the member from the expired-activation screen, or automatically when their email address is changed before activation; issuing a fresh token invalidates the previous one (2.8.1).</w:t>
             </w:r>
             <w:r>
               <w:rPr>
